--- a/慧享养老服务平台-面试题集.docx
+++ b/慧享养老服务平台-面试题集.docx
@@ -75,13 +75,10 @@
     </w:p>
     <w:p>
       <w:r>
-        <w:t>我最近参与的是慧享养老服务平台，这是一个专门为养老机构定制开发的养老服务管理平台。系统分为后台管理系统和微信小程序两部分。</w:t>
+        <w:t>我最近参与的是慧享养老服务平台，这是一个专门为养老机构定制开发的养老服务管理平台。我主要负责后台管理系统的测试工作。</w:t>
         <w:br/>
         <w:br/>
         <w:t>后台管理系统供养老院员工使用，主要包含入住管理、退住管理、护理管理（护理等级、护理计划、护理项目）、床位管理（楼层、房间、床位）、智能监测（设备管理、告警规则、告警数据）等核心模块。</w:t>
-        <w:br/>
-        <w:br/>
-        <w:t>微信小程序供老人及家属使用，包含微信登录、绑定家属、预约参观、查看健康数据等功能。</w:t>
         <w:br/>
         <w:br/>
         <w:t>技术方面：后端使用Spring Boot 3.5.x + MyBatis + Redis，前端使用Vue3 + Element Plus，集成了百度千帆大模型做AI体检报告分析。</w:t>
@@ -190,7 +187,7 @@
       <w:r>
         <w:t>入住流程：</w:t>
         <w:br/>
-        <w:t>1）咨询参观：家属通过电话/网站/小程序了解养老院，预约实地参观</w:t>
+        <w:t>1）咨询参观：家属通过电话/网站了解养老院，预约实地参观</w:t>
         <w:br/>
         <w:t>2）健康评估：专业医护人员对老人进行健康评估，确定护理等级</w:t>
         <w:br/>
